--- a/production/worksheets/03-ch3-absent-student-recovery.docx
+++ b/production/worksheets/03-ch3-absent-student-recovery.docx
@@ -51,11 +51,25 @@
       <w:r>
         <w:rPr>
           <w:rFonts w:ascii="Calibri" w:hAnsi="Calibri"/>
-          <w:b w:val="0"/>
+          <w:b/>
           <w:color w:val="1A1D26"/>
           <w:sz w:val="28"/>
         </w:rPr>
-        <w:t>Finish Guided Notes: BQ, V1, N1, N2, N3, N4, CHECK, and BQ now.</w:t>
+        <w:t>BIG IDEA: For the same object, greater speed is related to greater energy of motion. A greater change is the evidence.</w:t>
+      </w:r>
+    </w:p>
+    <w:p>
+      <w:pPr>
+        <w:spacing w:after="120"/>
+      </w:pPr>
+      <w:r>
+        <w:rPr>
+          <w:rFonts w:ascii="Calibri" w:hAnsi="Calibri"/>
+          <w:b/>
+          <w:color w:val="1A1D26"/>
+          <w:sz w:val="28"/>
+        </w:rPr>
+        <w:t>READ: Reader pages 13–16.</w:t>
       </w:r>
     </w:p>
     <w:p>
@@ -69,7 +83,7 @@
           <w:color w:val="1A1D26"/>
           <w:sz w:val="28"/>
         </w:rPr>
-        <w:t>Use the Reader catch, the ramp and bucket, and the bounce. Do not invent centimeter numbers you did not measure.</w:t>
+        <w:t>1. What is speed? (Reader p. 13)</w:t>
       </w:r>
     </w:p>
     <w:p>
@@ -83,7 +97,7 @@
           <w:color w:val="1A1D26"/>
           <w:sz w:val="28"/>
         </w:rPr>
-        <w:t>If you missed the lab, explain the relationship from the Reader. Your teacher may show you the class graph. Do not copy fake personal data.</w:t>
+        <w:t>________________________________________________________________</w:t>
       </w:r>
     </w:p>
     <w:p>
@@ -97,7 +111,7 @@
           <w:color w:val="1A1D26"/>
           <w:sz w:val="28"/>
         </w:rPr>
-        <w:t>Drop It is not required makeup.</w:t>
+        <w:t>2. Compare the same ball at two speeds. What greater change shows more energy of motion?</w:t>
       </w:r>
     </w:p>
     <w:p>
@@ -111,7 +125,7 @@
           <w:color w:val="1A1D26"/>
           <w:sz w:val="28"/>
         </w:rPr>
-        <w:t>If you missed the quiz, makeup is within 2 school days.</w:t>
+        <w:t>________________________________________________________________</w:t>
       </w:r>
     </w:p>
     <w:p>
@@ -121,11 +135,67 @@
       <w:r>
         <w:rPr>
           <w:rFonts w:ascii="Calibri" w:hAnsi="Calibri"/>
-          <w:b/>
+          <w:b w:val="0"/>
           <w:color w:val="1A1D26"/>
           <w:sz w:val="28"/>
         </w:rPr>
-        <w:t>My explanation:</w:t>
+        <w:t>3. In Ramp It Up 2.0, what two things did students measure in centimeters?</w:t>
+      </w:r>
+    </w:p>
+    <w:p>
+      <w:pPr>
+        <w:spacing w:after="120"/>
+      </w:pPr>
+      <w:r>
+        <w:rPr>
+          <w:rFonts w:ascii="Calibri" w:hAnsi="Calibri"/>
+          <w:b w:val="0"/>
+          <w:color w:val="1A1D26"/>
+          <w:sz w:val="28"/>
+        </w:rPr>
+        <w:t>________________________________________________________________</w:t>
+      </w:r>
+    </w:p>
+    <w:p>
+      <w:pPr>
+        <w:spacing w:after="120"/>
+      </w:pPr>
+      <w:r>
+        <w:rPr>
+          <w:rFonts w:ascii="Calibri" w:hAnsi="Calibri"/>
+          <w:b w:val="0"/>
+          <w:color w:val="1A1D26"/>
+          <w:sz w:val="28"/>
+        </w:rPr>
+        <w:t>4. What did the Reader say happens to objects on steeper ramps? (p. 15)</w:t>
+      </w:r>
+    </w:p>
+    <w:p>
+      <w:pPr>
+        <w:spacing w:after="120"/>
+      </w:pPr>
+      <w:r>
+        <w:rPr>
+          <w:rFonts w:ascii="Calibri" w:hAnsi="Calibri"/>
+          <w:b w:val="0"/>
+          <w:color w:val="1A1D26"/>
+          <w:sz w:val="28"/>
+        </w:rPr>
+        <w:t>________________________________________________________________</w:t>
+      </w:r>
+    </w:p>
+    <w:p>
+      <w:pPr>
+        <w:spacing w:after="120"/>
+      </w:pPr>
+      <w:r>
+        <w:rPr>
+          <w:rFonts w:ascii="Calibri" w:hAnsi="Calibri"/>
+          <w:b w:val="0"/>
+          <w:color w:val="1A1D26"/>
+          <w:sz w:val="28"/>
+        </w:rPr>
+        <w:t>5. How are energy and speed related? Use the same object in your answer.</w:t>
       </w:r>
     </w:p>
     <w:p>
@@ -163,11 +233,39 @@
       <w:r>
         <w:rPr>
           <w:rFonts w:ascii="Calibri" w:hAnsi="Calibri"/>
+          <w:b/>
+          <w:color w:val="1A1D26"/>
+          <w:sz w:val="28"/>
+        </w:rPr>
+        <w:t>Missed the lab? Explain the relationship from the Reader. Your teacher may show you the class graph. Do not copy fake personal data.</w:t>
+      </w:r>
+    </w:p>
+    <w:p>
+      <w:pPr>
+        <w:spacing w:after="120"/>
+      </w:pPr>
+      <w:r>
+        <w:rPr>
+          <w:rFonts w:ascii="Calibri" w:hAnsi="Calibri"/>
           <w:b w:val="0"/>
           <w:color w:val="1A1D26"/>
           <w:sz w:val="28"/>
         </w:rPr>
-        <w:t>________________________________________________________________</w:t>
+        <w:t>Drop It is not required makeup.</w:t>
+      </w:r>
+    </w:p>
+    <w:p>
+      <w:pPr>
+        <w:spacing w:after="120"/>
+      </w:pPr>
+      <w:r>
+        <w:rPr>
+          <w:rFonts w:ascii="Calibri" w:hAnsi="Calibri"/>
+          <w:b w:val="0"/>
+          <w:color w:val="1A1D26"/>
+          <w:sz w:val="28"/>
+        </w:rPr>
+        <w:t>If you missed the quiz, makeup is within 2 school days.</w:t>
       </w:r>
     </w:p>
     <w:sectPr>

--- a/production/worksheets/03-ch3-absent-student-recovery.docx
+++ b/production/worksheets/03-ch3-absent-student-recovery.docx
@@ -10,6 +10,7 @@
         <w:rPr>
           <w:rFonts w:ascii="Calibri" w:hAnsi="Calibri"/>
           <w:b/>
+          <w:i w:val="0"/>
           <w:color w:val="1B4FC2"/>
           <w:sz w:val="36"/>
         </w:rPr>
@@ -24,6 +25,7 @@
         <w:rPr>
           <w:rFonts w:ascii="Calibri" w:hAnsi="Calibri"/>
           <w:b/>
+          <w:i w:val="0"/>
           <w:color w:val="1A1D26"/>
           <w:sz w:val="24"/>
         </w:rPr>
@@ -38,6 +40,7 @@
         <w:rPr>
           <w:rFonts w:ascii="Calibri" w:hAnsi="Calibri"/>
           <w:b w:val="0"/>
+          <w:i w:val="0"/>
           <w:color w:val="1A1D26"/>
           <w:sz w:val="28"/>
         </w:rPr>
@@ -52,6 +55,7 @@
         <w:rPr>
           <w:rFonts w:ascii="Calibri" w:hAnsi="Calibri"/>
           <w:b/>
+          <w:i w:val="0"/>
           <w:color w:val="1A1D26"/>
           <w:sz w:val="28"/>
         </w:rPr>
@@ -66,6 +70,7 @@
         <w:rPr>
           <w:rFonts w:ascii="Calibri" w:hAnsi="Calibri"/>
           <w:b/>
+          <w:i w:val="0"/>
           <w:color w:val="1A1D26"/>
           <w:sz w:val="28"/>
         </w:rPr>
@@ -80,6 +85,7 @@
         <w:rPr>
           <w:rFonts w:ascii="Calibri" w:hAnsi="Calibri"/>
           <w:b w:val="0"/>
+          <w:i w:val="0"/>
           <w:color w:val="1A1D26"/>
           <w:sz w:val="28"/>
         </w:rPr>
@@ -94,6 +100,7 @@
         <w:rPr>
           <w:rFonts w:ascii="Calibri" w:hAnsi="Calibri"/>
           <w:b w:val="0"/>
+          <w:i w:val="0"/>
           <w:color w:val="1A1D26"/>
           <w:sz w:val="28"/>
         </w:rPr>
@@ -108,6 +115,7 @@
         <w:rPr>
           <w:rFonts w:ascii="Calibri" w:hAnsi="Calibri"/>
           <w:b w:val="0"/>
+          <w:i w:val="0"/>
           <w:color w:val="1A1D26"/>
           <w:sz w:val="28"/>
         </w:rPr>
@@ -122,6 +130,7 @@
         <w:rPr>
           <w:rFonts w:ascii="Calibri" w:hAnsi="Calibri"/>
           <w:b w:val="0"/>
+          <w:i w:val="0"/>
           <w:color w:val="1A1D26"/>
           <w:sz w:val="28"/>
         </w:rPr>
@@ -136,6 +145,7 @@
         <w:rPr>
           <w:rFonts w:ascii="Calibri" w:hAnsi="Calibri"/>
           <w:b w:val="0"/>
+          <w:i w:val="0"/>
           <w:color w:val="1A1D26"/>
           <w:sz w:val="28"/>
         </w:rPr>
@@ -150,6 +160,7 @@
         <w:rPr>
           <w:rFonts w:ascii="Calibri" w:hAnsi="Calibri"/>
           <w:b w:val="0"/>
+          <w:i w:val="0"/>
           <w:color w:val="1A1D26"/>
           <w:sz w:val="28"/>
         </w:rPr>
@@ -164,6 +175,7 @@
         <w:rPr>
           <w:rFonts w:ascii="Calibri" w:hAnsi="Calibri"/>
           <w:b w:val="0"/>
+          <w:i w:val="0"/>
           <w:color w:val="1A1D26"/>
           <w:sz w:val="28"/>
         </w:rPr>
@@ -178,6 +190,7 @@
         <w:rPr>
           <w:rFonts w:ascii="Calibri" w:hAnsi="Calibri"/>
           <w:b w:val="0"/>
+          <w:i w:val="0"/>
           <w:color w:val="1A1D26"/>
           <w:sz w:val="28"/>
         </w:rPr>
@@ -192,6 +205,7 @@
         <w:rPr>
           <w:rFonts w:ascii="Calibri" w:hAnsi="Calibri"/>
           <w:b w:val="0"/>
+          <w:i w:val="0"/>
           <w:color w:val="1A1D26"/>
           <w:sz w:val="28"/>
         </w:rPr>
@@ -206,6 +220,7 @@
         <w:rPr>
           <w:rFonts w:ascii="Calibri" w:hAnsi="Calibri"/>
           <w:b w:val="0"/>
+          <w:i w:val="0"/>
           <w:color w:val="1A1D26"/>
           <w:sz w:val="28"/>
         </w:rPr>
@@ -220,6 +235,7 @@
         <w:rPr>
           <w:rFonts w:ascii="Calibri" w:hAnsi="Calibri"/>
           <w:b w:val="0"/>
+          <w:i w:val="0"/>
           <w:color w:val="1A1D26"/>
           <w:sz w:val="28"/>
         </w:rPr>
@@ -234,6 +250,7 @@
         <w:rPr>
           <w:rFonts w:ascii="Calibri" w:hAnsi="Calibri"/>
           <w:b/>
+          <w:i w:val="0"/>
           <w:color w:val="1A1D26"/>
           <w:sz w:val="28"/>
         </w:rPr>
@@ -248,6 +265,7 @@
         <w:rPr>
           <w:rFonts w:ascii="Calibri" w:hAnsi="Calibri"/>
           <w:b w:val="0"/>
+          <w:i w:val="0"/>
           <w:color w:val="1A1D26"/>
           <w:sz w:val="28"/>
         </w:rPr>
@@ -262,6 +280,7 @@
         <w:rPr>
           <w:rFonts w:ascii="Calibri" w:hAnsi="Calibri"/>
           <w:b w:val="0"/>
+          <w:i w:val="0"/>
           <w:color w:val="1A1D26"/>
           <w:sz w:val="28"/>
         </w:rPr>
